--- a/essee.docx
+++ b/essee.docx
@@ -1,6 +1,6 @@
 
 <file path=word/document.xml><?xml version="1.0" encoding="utf-8"?>
-<w:document xmlns:wpc="http://schemas.microsoft.com/office/word/2010/wordprocessingCanvas" xmlns:cx="http://schemas.microsoft.com/office/drawing/2014/chartex" xmlns:cx1="http://schemas.microsoft.com/office/drawing/2015/9/8/chartex" xmlns:cx2="http://schemas.microsoft.com/office/drawing/2015/10/21/chartex" xmlns:cx3="http://schemas.microsoft.com/office/drawing/2016/5/9/chartex" xmlns:cx4="http://schemas.microsoft.com/office/drawing/2016/5/10/chartex" xmlns:cx5="http://schemas.microsoft.com/office/drawing/2016/5/11/chartex" xmlns:cx6="http://schemas.microsoft.com/office/drawing/2016/5/12/chartex" xmlns:cx7="http://schemas.microsoft.com/office/drawing/2016/5/13/chartex" xmlns:cx8="http://schemas.microsoft.com/office/drawing/2016/5/14/chartex" xmlns:mc="http://schemas.openxmlformats.org/markup-compatibility/2006" xmlns:aink="http://schemas.microsoft.com/office/drawing/2016/ink" xmlns:am3d="http://schemas.microsoft.com/office/drawing/2017/model3d" xmlns:o="urn:schemas-microsoft-com:office:office" xmlns:oel="http://schemas.microsoft.com/office/2019/extlst" xmlns:r="http://schemas.openxmlformats.org/officeDocument/2006/relationships" xmlns:m="http://schemas.openxmlformats.org/officeDocument/2006/math" xmlns:v="urn:schemas-microsoft-com:vml" xmlns:wp14="http://schemas.microsoft.com/office/word/2010/wordprocessingDrawing" xmlns:wp="http://schemas.openxmlformats.org/drawingml/2006/wordprocessingDrawing" xmlns:w10="urn:schemas-microsoft-com:office:word" xmlns:w="http://schemas.openxmlformats.org/wordprocessingml/2006/main" xmlns:w14="http://schemas.microsoft.com/office/word/2010/wordml" xmlns:w15="http://schemas.microsoft.com/office/word/2012/wordml" xmlns:w16cex="http://schemas.microsoft.com/office/word/2018/wordml/cex" xmlns:w16cid="http://schemas.microsoft.com/office/word/2016/wordml/cid" xmlns:w16="http://schemas.microsoft.com/office/word/2018/wordml" xmlns:w16sdtdh="http://schemas.microsoft.com/office/word/2020/wordml/sdtdatahash" xmlns:w16se="http://schemas.microsoft.com/office/word/2015/wordml/symex" xmlns:wpg="http://schemas.microsoft.com/office/word/2010/wordprocessingGroup" xmlns:wpi="http://schemas.microsoft.com/office/word/2010/wordprocessingInk" xmlns:wne="http://schemas.microsoft.com/office/word/2006/wordml" xmlns:wps="http://schemas.microsoft.com/office/word/2010/wordprocessingShape" mc:Ignorable="w14 w15 w16se w16cid w16 w16cex w16sdtdh wp14">
+<w:document xmlns:wpc="http://schemas.microsoft.com/office/word/2010/wordprocessingCanvas" xmlns:cx="http://schemas.microsoft.com/office/drawing/2014/chartex" xmlns:cx1="http://schemas.microsoft.com/office/drawing/2015/9/8/chartex" xmlns:cx2="http://schemas.microsoft.com/office/drawing/2015/10/21/chartex" xmlns:cx3="http://schemas.microsoft.com/office/drawing/2016/5/9/chartex" xmlns:cx4="http://schemas.microsoft.com/office/drawing/2016/5/10/chartex" xmlns:cx5="http://schemas.microsoft.com/office/drawing/2016/5/11/chartex" xmlns:cx6="http://schemas.microsoft.com/office/drawing/2016/5/12/chartex" xmlns:cx7="http://schemas.microsoft.com/office/drawing/2016/5/13/chartex" xmlns:cx8="http://schemas.microsoft.com/office/drawing/2016/5/14/chartex" xmlns:mc="http://schemas.openxmlformats.org/markup-compatibility/2006" xmlns:aink="http://schemas.microsoft.com/office/drawing/2016/ink" xmlns:am3d="http://schemas.microsoft.com/office/drawing/2017/model3d" xmlns:o="urn:schemas-microsoft-com:office:office" xmlns:oel="http://schemas.microsoft.com/office/2019/extlst" xmlns:r="http://schemas.openxmlformats.org/officeDocument/2006/relationships" xmlns:m="http://schemas.openxmlformats.org/officeDocument/2006/math" xmlns:v="urn:schemas-microsoft-com:vml" xmlns:wp14="http://schemas.microsoft.com/office/word/2010/wordprocessingDrawing" xmlns:wp="http://schemas.openxmlformats.org/drawingml/2006/wordprocessingDrawing" xmlns:w10="urn:schemas-microsoft-com:office:word" xmlns:w="http://schemas.openxmlformats.org/wordprocessingml/2006/main" xmlns:w14="http://schemas.microsoft.com/office/word/2010/wordml" xmlns:w15="http://schemas.microsoft.com/office/word/2012/wordml" xmlns:w16cex="http://schemas.microsoft.com/office/word/2018/wordml/cex" xmlns:w16cid="http://schemas.microsoft.com/office/word/2016/wordml/cid" xmlns:w16="http://schemas.microsoft.com/office/word/2018/wordml" xmlns:w16du="http://schemas.microsoft.com/office/word/2023/wordml/word16du" xmlns:w16sdtdh="http://schemas.microsoft.com/office/word/2020/wordml/sdtdatahash" xmlns:w16se="http://schemas.microsoft.com/office/word/2015/wordml/symex" xmlns:wpg="http://schemas.microsoft.com/office/word/2010/wordprocessingGroup" xmlns:wpi="http://schemas.microsoft.com/office/word/2010/wordprocessingInk" xmlns:wne="http://schemas.microsoft.com/office/word/2006/wordml" xmlns:wps="http://schemas.microsoft.com/office/word/2010/wordprocessingShape" mc:Ignorable="w14 w15 w16se w16cid w16 w16cex w16sdtdh w16du wp14">
   <w:background w:color="FFFFFF"/>
   <w:body>
     <w:p>
@@ -69,7 +69,13 @@
         <w:spacing w:before="240" w:after="240"/>
       </w:pPr>
       <w:r>
-        <w:t>Digitaalne jalajälg ei ole tänapäeval väga uus väljend, kuid sellegipoolest ei kasutata seda laialdaselt, veel enam ei mõelda jalajäljele oma igapäevase käitumismustri juures. Digitaalne jalajälg kujuneb inimese sooritatud tegevustest ning jaguneb kaheks: passiivseks ja aktiivseks. Passiivse jalajälje puhul ei ole inimesel endal suurt kontrolli kogutud andmetest, sest neid kogutakse IP- aadressi põhiselt. Aktiivse jalajälje kujundamisel ja andmete mahul on inimesel aga suur roll laadides üles fotosid või videoid, kommenteerides erinevaid postitusi või puhtalt jättes maha andmeid infootsinguga.</w:t>
+        <w:t>Digitaalne jalajälg</w:t>
+      </w:r>
+      <w:r>
+        <w:t xml:space="preserve"> eesti Eesti eesti Eesti eesti EEsti</w:t>
+      </w:r>
+      <w:r>
+        <w:t xml:space="preserve"> ei ole tänapäeval väga uus väljend, kuid sellegipoolest ei kasutata seda laialdaselt, veel enam ei mõelda jalajäljele oma igapäevase käitumismustri juures. Digitaalne jalajälg kujuneb inimese sooritatud tegevustest ning jaguneb kaheks: passiivseks ja aktiivseks. Passiivse jalajälje puhul ei ole inimesel endal suurt kontrolli kogutud andmetest, sest neid kogutakse IP- aadressi põhiselt. Aktiivse jalajälje kujundamisel ja andmete mahul on inimesel aga suur roll laadides üles fotosid või videoid, kommenteerides erinevaid postitusi või puhtalt jättes maha andmeid infootsinguga.</w:t>
       </w:r>
     </w:p>
     <w:p>
@@ -81,7 +87,13 @@
       </w:r>
       <w:hyperlink r:id="rId6">
         <w:r>
-          <w:t>(Kalkun &amp; Kalvet, 2002, lk 27)</w:t>
+          <w:t>(Ka</w:t>
+        </w:r>
+        <w:r>
+          <w:t>l</w:t>
+        </w:r>
+        <w:r>
+          <w:t>kun &amp; Kalvet, 2002, lk 27)</w:t>
         </w:r>
       </w:hyperlink>
       <w:r>
@@ -129,11 +141,17 @@
         </w:r>
       </w:hyperlink>
       <w:r>
-        <w:t xml:space="preserve">. Sotsiaalmeedia võib infokäitumise ja digitaalse jalajälje mõttes tinglikult jagada kaheks- positiivseks ja negatiivseks. Üksikisiku vaatenurgast saab nii positiivse kui negatiivse aspektina välja tuua infokülluse. Sotsiaalmeedia igapäevase kasutajana ei jää ükski infokild nägemata ja inimene on alati kursis viimase hetke kõige olulisema ja ka ebaolulisema informatsiooniga. Lisaks maailmas toimuvate uudistega saab olla kursis endiste koolikaaslaste sõlmitud abielu või </w:t>
+        <w:t>. Sotsiaalmeedia võib infokäitumise ja digitaalse jalajälje mõttes tinglikult jagada kaheks- positiivseks ja negatiivseks.</w:t>
+      </w:r>
+      <w:r>
+        <w:t xml:space="preserve"> Mirjami telefoni number on +37258208702 või 57604875.</w:t>
+      </w:r>
+      <w:r>
+        <w:t xml:space="preserve"> Üksikisiku vaatenurgast saab nii positiivse kui negatiivse aspektina välja tuua infokülluse. Sotsiaalmeedia igapäevase kasutajana ei jää ükski infokild nägemata ja inimene on alati kursis viimase hetke kõige olulisema ja ka ebaolulisema informatsiooniga. Lisaks maailmas toimuvate uudistega </w:t>
       </w:r>
       <w:r>
         <w:lastRenderedPageBreak/>
-        <w:t>vastsündinud laste uudistega, esimeste sammude, alustatud koolitee, igal aastal peetavate sünnipäevapidustuste või reisidega. Infokasutaja enda otsustada on kas saadud informatsioon on tema jaoks oluline või mitte, passiivse infokäitumise korral omistab selle informatsiooni ikkagi.</w:t>
+        <w:t>saab olla kursis endiste koolikaaslaste sõlmitud abielu või vastsündinud laste uudistega, esimeste sammude, alustatud koolitee, igal aastal peetavate sünnipäevapidustuste või reisidega. Infokasutaja enda otsustada on kas saadud informatsioon on tema jaoks oluline või mitte, passiivse infokäitumise korral omistab selle informatsiooni ikkagi.</w:t>
       </w:r>
     </w:p>
     <w:p>
@@ -141,15 +159,38 @@
         <w:spacing w:before="240" w:after="240"/>
       </w:pPr>
       <w:r>
-        <w:t xml:space="preserve">Personaliseeritud reklaami omistab kasutaja üldiselt ka passiivselt ning see on ettevõtete jaoks kõige kiirem ja odavam viis jõuda oma tootega tarbijani. Iga veebilehe külastamisel küsitakse kasutaja käest luba tema andmete salvestamiseks. Valdav enamus ei loe isegi milliseid andmeid tema kohta kogutakse, kuid just need andmed on ettevõtete jaoks väga olulised. Küpsiste kogumisel veebilehe lehitsemisel on suur kasu ettevõtetel, kes kasutavad neid informatsiooni personaliseerimiseks, näiteks lisaks otsitule pakkuda teisi tooteid, mis võiksid varasema otsingu põhjal huvi pakkuda </w:t>
-      </w:r>
-      <w:hyperlink r:id="rId11">
+        <w:t>Personaliseeritud reklaami omistab kasutaja üldiselt ka passiivselt ning see on ettevõtete jaoks kõige kiirem ja odavam viis jõuda oma tootega tarbijani.</w:t>
+      </w:r>
+      <w:r>
+        <w:t xml:space="preserve"> Ta email on </w:t>
+      </w:r>
+      <w:hyperlink r:id="rId11" w:history="1">
+        <w:r>
+          <w:rPr>
+            <w:rStyle w:val="Hyperlink"/>
+          </w:rPr>
+          <w:t>kiisu.miisu@kiisumail.ee</w:t>
+        </w:r>
+      </w:hyperlink>
+      <w:r>
+        <w:t xml:space="preserve"> ja isikukood on 49906290838.</w:t>
+      </w:r>
+      <w:r>
+        <w:t xml:space="preserve"> Iga veebilehe külastamisel küsitakse kasutaja käest luba tema andmete salvestamiseks. Valdav enamus ei loe isegi milliseid andmeid tema kohta kogutakse, kuid just need andmed on ettevõtete jaoks väga olulised. Küpsiste kogumisel veebilehe lehitsemisel on suur kasu ettevõtetel, kes kasutavad neid informatsiooni personaliseerimiseks, näiteks lisaks otsitule pakkuda teisi tooteid, mis võiksid varasema otsingu põhjal huvi pakkuda </w:t>
+      </w:r>
+      <w:hyperlink r:id="rId12">
         <w:r>
           <w:t>(Palmer, 2005)</w:t>
         </w:r>
       </w:hyperlink>
       <w:r>
-        <w:t xml:space="preserve">. Sarnaselt küpsistele kasutatakse muid soodsaid reklaamivõimalusi, näiteks </w:t>
+        <w:t>. Sarnaselt küpsistele</w:t>
+      </w:r>
+      <w:r>
+        <w:t xml:space="preserve"> kiisu@miisu.ee</w:t>
+      </w:r>
+      <w:r>
+        <w:t xml:space="preserve"> kasutatakse muid soodsaid reklaamivõimalusi, näiteks </w:t>
       </w:r>
       <w:r>
         <w:rPr>
@@ -186,17 +227,17 @@
       <w:r>
         <w:t xml:space="preserve">ehk veebilehe või aplikatsiooni kasutamisega seotud õigustega nõustumine. 2017. aastal Riigi Infosüsteemide Ameti poolt tellitud uuringust </w:t>
       </w:r>
-      <w:hyperlink r:id="rId12">
+      <w:hyperlink r:id="rId13">
         <w:r>
           <w:t>(</w:t>
         </w:r>
       </w:hyperlink>
-      <w:hyperlink r:id="rId13">
+      <w:hyperlink r:id="rId14">
         <w:r>
           <w:t>Kantar Emor</w:t>
         </w:r>
       </w:hyperlink>
-      <w:hyperlink r:id="rId14">
+      <w:hyperlink r:id="rId15">
         <w:r>
           <w:t>, 2017)</w:t>
         </w:r>
@@ -204,27 +245,27 @@
       <w:r>
         <w:t xml:space="preserve"> selgub, et 77% Eesti üle 15- aastastest kasutajatest loeb alati läbi, milliste õigustega antud veebilehe või aplikatsiooni kasutamisel nõustuma peab, mis on iseenesest väga muljetavaldav number. Kuigi uuringust ei selgu kui suur osakaal vastanutest tegelikult ei saa nendest õigustest aru, siis tõmmatakse paralleel rahuvsvaheliselt läbiviidud uuringule. Iga sotsiaalmeedia platvormi kasutama asumisega nõustub kasutaja teatud õigustega, nii näiteks on õigus Facebook’il jagada, aga mitte müüa, kasutajate informatsiooni oma koostööpartneritele </w:t>
       </w:r>
-      <w:hyperlink r:id="rId15">
+      <w:hyperlink r:id="rId16">
         <w:r>
           <w:t>(</w:t>
         </w:r>
       </w:hyperlink>
-      <w:hyperlink r:id="rId16">
+      <w:hyperlink r:id="rId17">
         <w:r>
           <w:t>Facebook</w:t>
         </w:r>
       </w:hyperlink>
-      <w:hyperlink r:id="rId17">
+      <w:hyperlink r:id="rId18">
         <w:r>
           <w:t xml:space="preserve">, </w:t>
         </w:r>
       </w:hyperlink>
-      <w:hyperlink r:id="rId18">
+      <w:hyperlink r:id="rId19">
         <w:r>
           <w:t>kuupäev puudub</w:t>
         </w:r>
       </w:hyperlink>
-      <w:hyperlink r:id="rId19">
+      <w:hyperlink r:id="rId20">
         <w:r>
           <w:t>)</w:t>
         </w:r>
@@ -250,23 +291,35 @@
       <w:r>
         <w:t xml:space="preserve">Veebilehe kasutamisega seotud õigustest saab kasutaja välja lugeda kõikide enda andmetega seotud toimingud. Lisaks esitatavatele isikuandmetele antakse tihti ligipääs teistele rakendustele, kust on võimalik rohkem informatsiooni saada, või asukoha jagamisele. RIA poolt tellitud uuringust </w:t>
       </w:r>
-      <w:hyperlink r:id="rId20">
+      <w:hyperlink r:id="rId21">
         <w:r>
           <w:t>(</w:t>
         </w:r>
       </w:hyperlink>
-      <w:hyperlink r:id="rId21">
+      <w:hyperlink r:id="rId22">
         <w:r>
           <w:t>Kantar Emor</w:t>
         </w:r>
       </w:hyperlink>
-      <w:hyperlink r:id="rId22">
+      <w:hyperlink r:id="rId23">
         <w:r>
           <w:t>, 2017)</w:t>
         </w:r>
       </w:hyperlink>
       <w:r>
-        <w:t xml:space="preserve"> selgub, et aastate jooksul ei ole märgatavalt muutunud nende inimeste arv, kes jälgiks õiguste andmist teistele rakendustele, küll on seda aga põhjusena välja toodud rakenduse mitte kasutamisel.</w:t>
+        <w:t xml:space="preserve"> selgub, et aastate jooksul ei ole märgatavalt muutunud nende inimeste arv, kes jälgiks õiguste </w:t>
+      </w:r>
+      <w:r>
+        <w:t>Karl Hendrik</w:t>
+      </w:r>
+      <w:r>
+        <w:t xml:space="preserve"> </w:t>
+      </w:r>
+      <w:r>
+        <w:t>Leppik</w:t>
+      </w:r>
+      <w:r>
+        <w:t xml:space="preserve"> rakendustele, küll on seda aga põhjusena välja toodud rakenduse mitte kasutamisel.</w:t>
       </w:r>
     </w:p>
     <w:p>
@@ -286,7 +339,7 @@
       <w:r>
         <w:t xml:space="preserve">, mis tegelikult on tundlik informatsioon kasutaja kohta. Veel lihtsam on aga kurjategijal analüüsida potentsiaalse ohvri fotosid ja videoid ning leida neilt vihjeid elukoha või elukohas asuva vara kohta. Hiljem nähes videot puhkuse või muu vaba aja veetmise kohta, on kurjategijal lihtne aimata, kas elukoht on vaba kuritöö sooritamiseks </w:t>
       </w:r>
-      <w:hyperlink r:id="rId23">
+      <w:hyperlink r:id="rId24">
         <w:r>
           <w:t>(Rathore et al., 2017)</w:t>
         </w:r>
@@ -329,27 +382,27 @@
         <w:ind w:left="720" w:hanging="720"/>
         <w:jc w:val="left"/>
       </w:pPr>
-      <w:hyperlink r:id="rId24">
+      <w:hyperlink r:id="rId25">
         <w:r>
           <w:t>Facebook</w:t>
         </w:r>
       </w:hyperlink>
-      <w:hyperlink r:id="rId25">
+      <w:hyperlink r:id="rId26">
         <w:r>
           <w:t>. (</w:t>
         </w:r>
       </w:hyperlink>
-      <w:hyperlink r:id="rId26">
+      <w:hyperlink r:id="rId27">
         <w:r>
           <w:t>s.a.</w:t>
         </w:r>
       </w:hyperlink>
-      <w:hyperlink r:id="rId27">
+      <w:hyperlink r:id="rId28">
         <w:r>
           <w:t xml:space="preserve">). </w:t>
         </w:r>
       </w:hyperlink>
-      <w:hyperlink r:id="rId28">
+      <w:hyperlink r:id="rId29">
         <w:r>
           <w:rPr>
             <w:i/>
@@ -357,7 +410,7 @@
           <w:t>Data Policy</w:t>
         </w:r>
       </w:hyperlink>
-      <w:hyperlink r:id="rId29">
+      <w:hyperlink r:id="rId30">
         <w:r>
           <w:t>. Salvestatud 11. august 2021, https://www.facebook.com/about/privacy/update</w:t>
         </w:r>
@@ -377,17 +430,17 @@
         <w:ind w:left="720" w:hanging="720"/>
         <w:jc w:val="left"/>
       </w:pPr>
-      <w:hyperlink r:id="rId30">
+      <w:hyperlink r:id="rId31">
         <w:r>
           <w:t xml:space="preserve"> Statistikaamet.</w:t>
         </w:r>
       </w:hyperlink>
-      <w:hyperlink r:id="rId31">
+      <w:hyperlink r:id="rId32">
         <w:r>
           <w:t xml:space="preserve"> </w:t>
         </w:r>
       </w:hyperlink>
-      <w:hyperlink r:id="rId32">
+      <w:hyperlink r:id="rId33">
         <w:r>
           <w:rPr>
             <w:i/>
@@ -395,22 +448,22 @@
           <w:t>Eesti inimesed on interneti kasutuse poolest langenud Euroopa keskmike sekka</w:t>
         </w:r>
       </w:hyperlink>
-      <w:hyperlink r:id="rId33">
+      <w:hyperlink r:id="rId34">
         <w:r>
           <w:t>. (2021, 23.</w:t>
         </w:r>
       </w:hyperlink>
-      <w:hyperlink r:id="rId34">
+      <w:hyperlink r:id="rId35">
         <w:r>
           <w:t xml:space="preserve"> </w:t>
         </w:r>
       </w:hyperlink>
-      <w:hyperlink r:id="rId35">
+      <w:hyperlink r:id="rId36">
         <w:r>
           <w:t xml:space="preserve">aprill). </w:t>
         </w:r>
       </w:hyperlink>
-      <w:hyperlink r:id="rId36">
+      <w:hyperlink r:id="rId37">
         <w:r>
           <w:t>https://www.stat.ee/et/uudised/eesti-inimesed-interneti-kasutuse-poolest-langenud-euroopa-keskmike-sekka</w:t>
         </w:r>
@@ -430,12 +483,12 @@
         <w:ind w:left="720" w:hanging="720"/>
         <w:jc w:val="left"/>
       </w:pPr>
-      <w:hyperlink r:id="rId37">
+      <w:hyperlink r:id="rId38">
         <w:r>
           <w:t xml:space="preserve">Kalkun, M., &amp; Kalvet, T. (2002). </w:t>
         </w:r>
       </w:hyperlink>
-      <w:hyperlink r:id="rId38">
+      <w:hyperlink r:id="rId39">
         <w:r>
           <w:rPr>
             <w:i/>
@@ -443,7 +496,7 @@
           <w:t>Digitaalne lõhe Eestis ja selle ületamise võimalused</w:t>
         </w:r>
       </w:hyperlink>
-      <w:hyperlink r:id="rId39">
+      <w:hyperlink r:id="rId40">
         <w:r>
           <w:t>. Emor ja Poliitikauuringute Keskus PRAXIS. http://www.praxis.ee/fileadmin/tarmo/Publikatsioonid/digitaalne_lohe_Emor_PRAXI</w:t>
         </w:r>
@@ -467,12 +520,12 @@
         <w:ind w:left="720" w:hanging="720"/>
         <w:jc w:val="left"/>
       </w:pPr>
-      <w:hyperlink r:id="rId40">
+      <w:hyperlink r:id="rId41">
         <w:r>
           <w:t xml:space="preserve">Kantar Emor. </w:t>
         </w:r>
       </w:hyperlink>
-      <w:hyperlink r:id="rId41">
+      <w:hyperlink r:id="rId42">
         <w:r>
           <w:rPr>
             <w:i/>
@@ -480,7 +533,7 @@
           <w:t>Nutiseadmete kasutajate turvateadlikkuse ja turvalise käitumise uuring</w:t>
         </w:r>
       </w:hyperlink>
-      <w:hyperlink r:id="rId42">
+      <w:hyperlink r:id="rId43">
         <w:r>
           <w:t>. (2017). https://www.ria.ee/sites/default/files/content-editors/publikatsioonid/nuti-uuring2017_aruanne.pdf</w:t>
         </w:r>
@@ -500,12 +553,12 @@
         <w:ind w:left="720" w:hanging="720"/>
         <w:jc w:val="left"/>
       </w:pPr>
-      <w:hyperlink r:id="rId43">
+      <w:hyperlink r:id="rId44">
         <w:r>
           <w:t xml:space="preserve">Palmer, D. E. (2005). Pop-ups, cookies, and spam: Toward a deeper analysis of the ethical significance of internet marketing practices. </w:t>
         </w:r>
       </w:hyperlink>
-      <w:hyperlink r:id="rId44">
+      <w:hyperlink r:id="rId45">
         <w:r>
           <w:rPr>
             <w:i/>
@@ -513,12 +566,12 @@
           <w:t>Journal of business ethics</w:t>
         </w:r>
       </w:hyperlink>
-      <w:hyperlink r:id="rId45">
+      <w:hyperlink r:id="rId46">
         <w:r>
           <w:t xml:space="preserve">, </w:t>
         </w:r>
       </w:hyperlink>
-      <w:hyperlink r:id="rId46">
+      <w:hyperlink r:id="rId47">
         <w:r>
           <w:rPr>
             <w:i/>
@@ -526,17 +579,17 @@
           <w:t>58</w:t>
         </w:r>
       </w:hyperlink>
-      <w:hyperlink r:id="rId47">
+      <w:hyperlink r:id="rId48">
         <w:r>
           <w:t>, 271–280. https://doi</w:t>
         </w:r>
       </w:hyperlink>
-      <w:hyperlink r:id="rId48">
+      <w:hyperlink r:id="rId49">
         <w:r>
           <w:t>.</w:t>
         </w:r>
       </w:hyperlink>
-      <w:hyperlink r:id="rId49">
+      <w:hyperlink r:id="rId50">
         <w:r>
           <w:t>org/10.1007/s10551-005-1421-8</w:t>
         </w:r>
@@ -556,12 +609,12 @@
         <w:ind w:left="720" w:hanging="720"/>
         <w:jc w:val="left"/>
       </w:pPr>
-      <w:hyperlink r:id="rId50">
+      <w:hyperlink r:id="rId51">
         <w:r>
           <w:t xml:space="preserve">Rathore, S., Sharma, P. K., Loia, V., Jeong, Y.-S., &amp; Park, J. H. (2017). Social network security: Issues, challenges, threats, and solutions. </w:t>
         </w:r>
       </w:hyperlink>
-      <w:hyperlink r:id="rId51">
+      <w:hyperlink r:id="rId52">
         <w:r>
           <w:rPr>
             <w:i/>
@@ -569,12 +622,12 @@
           <w:t>Information Sciences</w:t>
         </w:r>
       </w:hyperlink>
-      <w:hyperlink r:id="rId52">
+      <w:hyperlink r:id="rId53">
         <w:r>
           <w:t xml:space="preserve">, </w:t>
         </w:r>
       </w:hyperlink>
-      <w:hyperlink r:id="rId53">
+      <w:hyperlink r:id="rId54">
         <w:r>
           <w:rPr>
             <w:i/>
@@ -582,7 +635,7 @@
           <w:t>421</w:t>
         </w:r>
       </w:hyperlink>
-      <w:hyperlink r:id="rId54">
+      <w:hyperlink r:id="rId55">
         <w:r>
           <w:t>, 43–69. https://doi.org/10.1016/j.ins.2017.08.063</w:t>
         </w:r>
@@ -602,12 +655,12 @@
         <w:ind w:left="720" w:hanging="720"/>
         <w:jc w:val="left"/>
       </w:pPr>
-      <w:hyperlink r:id="rId55">
+      <w:hyperlink r:id="rId56">
         <w:r>
           <w:t xml:space="preserve">Virkus, S., Lepik, A., Uverskaja, E., Reimo, T., Metsar, S., Ruusalepp, R., Möldre, A., &amp; Laurits, M. (2017). </w:t>
         </w:r>
       </w:hyperlink>
-      <w:hyperlink r:id="rId56">
+      <w:hyperlink r:id="rId57">
         <w:r>
           <w:rPr>
             <w:i/>
@@ -615,19 +668,19 @@
           <w:t>Infoteadused teoorias ja praktikas</w:t>
         </w:r>
       </w:hyperlink>
-      <w:hyperlink r:id="rId57">
+      <w:hyperlink r:id="rId58">
         <w:r>
           <w:t>. TLÜ Kirjastus.</w:t>
         </w:r>
       </w:hyperlink>
     </w:p>
     <w:sectPr>
-      <w:headerReference w:type="even" r:id="rId58"/>
-      <w:headerReference w:type="default" r:id="rId59"/>
-      <w:footerReference w:type="even" r:id="rId60"/>
-      <w:footerReference w:type="default" r:id="rId61"/>
-      <w:headerReference w:type="first" r:id="rId62"/>
-      <w:footerReference w:type="first" r:id="rId63"/>
+      <w:headerReference w:type="even" r:id="rId59"/>
+      <w:headerReference w:type="default" r:id="rId60"/>
+      <w:footerReference w:type="even" r:id="rId61"/>
+      <w:footerReference w:type="default" r:id="rId62"/>
+      <w:headerReference w:type="first" r:id="rId63"/>
+      <w:footerReference w:type="first" r:id="rId64"/>
       <w:pgSz w:w="11906" w:h="16838"/>
       <w:pgMar w:top="1440" w:right="1440" w:bottom="1440" w:left="1440" w:header="720" w:footer="720" w:gutter="0"/>
       <w:pgNumType w:start="1"/>
@@ -638,7 +691,7 @@
 </file>
 
 <file path=word/endnotes.xml><?xml version="1.0" encoding="utf-8"?>
-<w:endnotes xmlns:wpc="http://schemas.microsoft.com/office/word/2010/wordprocessingCanvas" xmlns:cx="http://schemas.microsoft.com/office/drawing/2014/chartex" xmlns:cx1="http://schemas.microsoft.com/office/drawing/2015/9/8/chartex" xmlns:cx2="http://schemas.microsoft.com/office/drawing/2015/10/21/chartex" xmlns:cx3="http://schemas.microsoft.com/office/drawing/2016/5/9/chartex" xmlns:cx4="http://schemas.microsoft.com/office/drawing/2016/5/10/chartex" xmlns:cx5="http://schemas.microsoft.com/office/drawing/2016/5/11/chartex" xmlns:cx6="http://schemas.microsoft.com/office/drawing/2016/5/12/chartex" xmlns:cx7="http://schemas.microsoft.com/office/drawing/2016/5/13/chartex" xmlns:cx8="http://schemas.microsoft.com/office/drawing/2016/5/14/chartex" xmlns:mc="http://schemas.openxmlformats.org/markup-compatibility/2006" xmlns:aink="http://schemas.microsoft.com/office/drawing/2016/ink" xmlns:am3d="http://schemas.microsoft.com/office/drawing/2017/model3d" xmlns:o="urn:schemas-microsoft-com:office:office" xmlns:oel="http://schemas.microsoft.com/office/2019/extlst" xmlns:r="http://schemas.openxmlformats.org/officeDocument/2006/relationships" xmlns:m="http://schemas.openxmlformats.org/officeDocument/2006/math" xmlns:v="urn:schemas-microsoft-com:vml" xmlns:wp14="http://schemas.microsoft.com/office/word/2010/wordprocessingDrawing" xmlns:wp="http://schemas.openxmlformats.org/drawingml/2006/wordprocessingDrawing" xmlns:w10="urn:schemas-microsoft-com:office:word" xmlns:w="http://schemas.openxmlformats.org/wordprocessingml/2006/main" xmlns:w14="http://schemas.microsoft.com/office/word/2010/wordml" xmlns:w15="http://schemas.microsoft.com/office/word/2012/wordml" xmlns:w16cex="http://schemas.microsoft.com/office/word/2018/wordml/cex" xmlns:w16cid="http://schemas.microsoft.com/office/word/2016/wordml/cid" xmlns:w16="http://schemas.microsoft.com/office/word/2018/wordml" xmlns:w16sdtdh="http://schemas.microsoft.com/office/word/2020/wordml/sdtdatahash" xmlns:w16se="http://schemas.microsoft.com/office/word/2015/wordml/symex" xmlns:wpg="http://schemas.microsoft.com/office/word/2010/wordprocessingGroup" xmlns:wpi="http://schemas.microsoft.com/office/word/2010/wordprocessingInk" xmlns:wne="http://schemas.microsoft.com/office/word/2006/wordml" xmlns:wps="http://schemas.microsoft.com/office/word/2010/wordprocessingShape" mc:Ignorable="w14 w15 w16se w16cid w16 w16cex w16sdtdh wp14">
+<w:endnotes xmlns:wpc="http://schemas.microsoft.com/office/word/2010/wordprocessingCanvas" xmlns:cx="http://schemas.microsoft.com/office/drawing/2014/chartex" xmlns:cx1="http://schemas.microsoft.com/office/drawing/2015/9/8/chartex" xmlns:cx2="http://schemas.microsoft.com/office/drawing/2015/10/21/chartex" xmlns:cx3="http://schemas.microsoft.com/office/drawing/2016/5/9/chartex" xmlns:cx4="http://schemas.microsoft.com/office/drawing/2016/5/10/chartex" xmlns:cx5="http://schemas.microsoft.com/office/drawing/2016/5/11/chartex" xmlns:cx6="http://schemas.microsoft.com/office/drawing/2016/5/12/chartex" xmlns:cx7="http://schemas.microsoft.com/office/drawing/2016/5/13/chartex" xmlns:cx8="http://schemas.microsoft.com/office/drawing/2016/5/14/chartex" xmlns:mc="http://schemas.openxmlformats.org/markup-compatibility/2006" xmlns:aink="http://schemas.microsoft.com/office/drawing/2016/ink" xmlns:am3d="http://schemas.microsoft.com/office/drawing/2017/model3d" xmlns:o="urn:schemas-microsoft-com:office:office" xmlns:oel="http://schemas.microsoft.com/office/2019/extlst" xmlns:r="http://schemas.openxmlformats.org/officeDocument/2006/relationships" xmlns:m="http://schemas.openxmlformats.org/officeDocument/2006/math" xmlns:v="urn:schemas-microsoft-com:vml" xmlns:wp14="http://schemas.microsoft.com/office/word/2010/wordprocessingDrawing" xmlns:wp="http://schemas.openxmlformats.org/drawingml/2006/wordprocessingDrawing" xmlns:w10="urn:schemas-microsoft-com:office:word" xmlns:w="http://schemas.openxmlformats.org/wordprocessingml/2006/main" xmlns:w14="http://schemas.microsoft.com/office/word/2010/wordml" xmlns:w15="http://schemas.microsoft.com/office/word/2012/wordml" xmlns:w16cex="http://schemas.microsoft.com/office/word/2018/wordml/cex" xmlns:w16cid="http://schemas.microsoft.com/office/word/2016/wordml/cid" xmlns:w16="http://schemas.microsoft.com/office/word/2018/wordml" xmlns:w16du="http://schemas.microsoft.com/office/word/2023/wordml/word16du" xmlns:w16sdtdh="http://schemas.microsoft.com/office/word/2020/wordml/sdtdatahash" xmlns:w16se="http://schemas.microsoft.com/office/word/2015/wordml/symex" xmlns:wpg="http://schemas.microsoft.com/office/word/2010/wordprocessingGroup" xmlns:wpi="http://schemas.microsoft.com/office/word/2010/wordprocessingInk" xmlns:wne="http://schemas.microsoft.com/office/word/2006/wordml" xmlns:wps="http://schemas.microsoft.com/office/word/2010/wordprocessingShape" mc:Ignorable="w14 w15 w16se w16cid w16 w16cex w16sdtdh w16du wp14">
   <w:endnote w:type="separator" w:id="-1">
     <w:p>
       <w:pPr>
@@ -663,7 +716,7 @@
 </file>
 
 <file path=word/footer1.xml><?xml version="1.0" encoding="utf-8"?>
-<w:ftr xmlns:wpc="http://schemas.microsoft.com/office/word/2010/wordprocessingCanvas" xmlns:cx="http://schemas.microsoft.com/office/drawing/2014/chartex" xmlns:cx1="http://schemas.microsoft.com/office/drawing/2015/9/8/chartex" xmlns:cx2="http://schemas.microsoft.com/office/drawing/2015/10/21/chartex" xmlns:cx3="http://schemas.microsoft.com/office/drawing/2016/5/9/chartex" xmlns:cx4="http://schemas.microsoft.com/office/drawing/2016/5/10/chartex" xmlns:cx5="http://schemas.microsoft.com/office/drawing/2016/5/11/chartex" xmlns:cx6="http://schemas.microsoft.com/office/drawing/2016/5/12/chartex" xmlns:cx7="http://schemas.microsoft.com/office/drawing/2016/5/13/chartex" xmlns:cx8="http://schemas.microsoft.com/office/drawing/2016/5/14/chartex" xmlns:mc="http://schemas.openxmlformats.org/markup-compatibility/2006" xmlns:aink="http://schemas.microsoft.com/office/drawing/2016/ink" xmlns:am3d="http://schemas.microsoft.com/office/drawing/2017/model3d" xmlns:o="urn:schemas-microsoft-com:office:office" xmlns:oel="http://schemas.microsoft.com/office/2019/extlst" xmlns:r="http://schemas.openxmlformats.org/officeDocument/2006/relationships" xmlns:m="http://schemas.openxmlformats.org/officeDocument/2006/math" xmlns:v="urn:schemas-microsoft-com:vml" xmlns:wp14="http://schemas.microsoft.com/office/word/2010/wordprocessingDrawing" xmlns:wp="http://schemas.openxmlformats.org/drawingml/2006/wordprocessingDrawing" xmlns:w10="urn:schemas-microsoft-com:office:word" xmlns:w="http://schemas.openxmlformats.org/wordprocessingml/2006/main" xmlns:w14="http://schemas.microsoft.com/office/word/2010/wordml" xmlns:w15="http://schemas.microsoft.com/office/word/2012/wordml" xmlns:w16cex="http://schemas.microsoft.com/office/word/2018/wordml/cex" xmlns:w16cid="http://schemas.microsoft.com/office/word/2016/wordml/cid" xmlns:w16="http://schemas.microsoft.com/office/word/2018/wordml" xmlns:w16sdtdh="http://schemas.microsoft.com/office/word/2020/wordml/sdtdatahash" xmlns:w16se="http://schemas.microsoft.com/office/word/2015/wordml/symex" xmlns:wpg="http://schemas.microsoft.com/office/word/2010/wordprocessingGroup" xmlns:wpi="http://schemas.microsoft.com/office/word/2010/wordprocessingInk" xmlns:wne="http://schemas.microsoft.com/office/word/2006/wordml" xmlns:wps="http://schemas.microsoft.com/office/word/2010/wordprocessingShape" mc:Ignorable="w14 w15 w16se w16cid w16 w16cex w16sdtdh wp14">
+<w:ftr xmlns:wpc="http://schemas.microsoft.com/office/word/2010/wordprocessingCanvas" xmlns:cx="http://schemas.microsoft.com/office/drawing/2014/chartex" xmlns:cx1="http://schemas.microsoft.com/office/drawing/2015/9/8/chartex" xmlns:cx2="http://schemas.microsoft.com/office/drawing/2015/10/21/chartex" xmlns:cx3="http://schemas.microsoft.com/office/drawing/2016/5/9/chartex" xmlns:cx4="http://schemas.microsoft.com/office/drawing/2016/5/10/chartex" xmlns:cx5="http://schemas.microsoft.com/office/drawing/2016/5/11/chartex" xmlns:cx6="http://schemas.microsoft.com/office/drawing/2016/5/12/chartex" xmlns:cx7="http://schemas.microsoft.com/office/drawing/2016/5/13/chartex" xmlns:cx8="http://schemas.microsoft.com/office/drawing/2016/5/14/chartex" xmlns:mc="http://schemas.openxmlformats.org/markup-compatibility/2006" xmlns:aink="http://schemas.microsoft.com/office/drawing/2016/ink" xmlns:am3d="http://schemas.microsoft.com/office/drawing/2017/model3d" xmlns:o="urn:schemas-microsoft-com:office:office" xmlns:oel="http://schemas.microsoft.com/office/2019/extlst" xmlns:r="http://schemas.openxmlformats.org/officeDocument/2006/relationships" xmlns:m="http://schemas.openxmlformats.org/officeDocument/2006/math" xmlns:v="urn:schemas-microsoft-com:vml" xmlns:wp14="http://schemas.microsoft.com/office/word/2010/wordprocessingDrawing" xmlns:wp="http://schemas.openxmlformats.org/drawingml/2006/wordprocessingDrawing" xmlns:w10="urn:schemas-microsoft-com:office:word" xmlns:w="http://schemas.openxmlformats.org/wordprocessingml/2006/main" xmlns:w14="http://schemas.microsoft.com/office/word/2010/wordml" xmlns:w15="http://schemas.microsoft.com/office/word/2012/wordml" xmlns:w16cex="http://schemas.microsoft.com/office/word/2018/wordml/cex" xmlns:w16cid="http://schemas.microsoft.com/office/word/2016/wordml/cid" xmlns:w16="http://schemas.microsoft.com/office/word/2018/wordml" xmlns:w16du="http://schemas.microsoft.com/office/word/2023/wordml/word16du" xmlns:w16sdtdh="http://schemas.microsoft.com/office/word/2020/wordml/sdtdatahash" xmlns:w16se="http://schemas.microsoft.com/office/word/2015/wordml/symex" xmlns:wpg="http://schemas.microsoft.com/office/word/2010/wordprocessingGroup" xmlns:wpi="http://schemas.microsoft.com/office/word/2010/wordprocessingInk" xmlns:wne="http://schemas.microsoft.com/office/word/2006/wordml" xmlns:wps="http://schemas.microsoft.com/office/word/2010/wordprocessingShape" mc:Ignorable="w14 w15 w16se w16cid w16 w16cex w16sdtdh w16du wp14">
   <w:p>
     <w:pPr>
       <w:pStyle w:val="Footer"/>
@@ -673,7 +726,7 @@
 </file>
 
 <file path=word/footer2.xml><?xml version="1.0" encoding="utf-8"?>
-<w:ftr xmlns:wpc="http://schemas.microsoft.com/office/word/2010/wordprocessingCanvas" xmlns:cx="http://schemas.microsoft.com/office/drawing/2014/chartex" xmlns:cx1="http://schemas.microsoft.com/office/drawing/2015/9/8/chartex" xmlns:cx2="http://schemas.microsoft.com/office/drawing/2015/10/21/chartex" xmlns:cx3="http://schemas.microsoft.com/office/drawing/2016/5/9/chartex" xmlns:cx4="http://schemas.microsoft.com/office/drawing/2016/5/10/chartex" xmlns:cx5="http://schemas.microsoft.com/office/drawing/2016/5/11/chartex" xmlns:cx6="http://schemas.microsoft.com/office/drawing/2016/5/12/chartex" xmlns:cx7="http://schemas.microsoft.com/office/drawing/2016/5/13/chartex" xmlns:cx8="http://schemas.microsoft.com/office/drawing/2016/5/14/chartex" xmlns:mc="http://schemas.openxmlformats.org/markup-compatibility/2006" xmlns:aink="http://schemas.microsoft.com/office/drawing/2016/ink" xmlns:am3d="http://schemas.microsoft.com/office/drawing/2017/model3d" xmlns:o="urn:schemas-microsoft-com:office:office" xmlns:oel="http://schemas.microsoft.com/office/2019/extlst" xmlns:r="http://schemas.openxmlformats.org/officeDocument/2006/relationships" xmlns:m="http://schemas.openxmlformats.org/officeDocument/2006/math" xmlns:v="urn:schemas-microsoft-com:vml" xmlns:wp14="http://schemas.microsoft.com/office/word/2010/wordprocessingDrawing" xmlns:wp="http://schemas.openxmlformats.org/drawingml/2006/wordprocessingDrawing" xmlns:w10="urn:schemas-microsoft-com:office:word" xmlns:w="http://schemas.openxmlformats.org/wordprocessingml/2006/main" xmlns:w14="http://schemas.microsoft.com/office/word/2010/wordml" xmlns:w15="http://schemas.microsoft.com/office/word/2012/wordml" xmlns:w16cex="http://schemas.microsoft.com/office/word/2018/wordml/cex" xmlns:w16cid="http://schemas.microsoft.com/office/word/2016/wordml/cid" xmlns:w16="http://schemas.microsoft.com/office/word/2018/wordml" xmlns:w16sdtdh="http://schemas.microsoft.com/office/word/2020/wordml/sdtdatahash" xmlns:w16se="http://schemas.microsoft.com/office/word/2015/wordml/symex" xmlns:wpg="http://schemas.microsoft.com/office/word/2010/wordprocessingGroup" xmlns:wpi="http://schemas.microsoft.com/office/word/2010/wordprocessingInk" xmlns:wne="http://schemas.microsoft.com/office/word/2006/wordml" xmlns:wps="http://schemas.microsoft.com/office/word/2010/wordprocessingShape" mc:Ignorable="w14 w15 w16se w16cid w16 w16cex w16sdtdh wp14">
+<w:ftr xmlns:wpc="http://schemas.microsoft.com/office/word/2010/wordprocessingCanvas" xmlns:cx="http://schemas.microsoft.com/office/drawing/2014/chartex" xmlns:cx1="http://schemas.microsoft.com/office/drawing/2015/9/8/chartex" xmlns:cx2="http://schemas.microsoft.com/office/drawing/2015/10/21/chartex" xmlns:cx3="http://schemas.microsoft.com/office/drawing/2016/5/9/chartex" xmlns:cx4="http://schemas.microsoft.com/office/drawing/2016/5/10/chartex" xmlns:cx5="http://schemas.microsoft.com/office/drawing/2016/5/11/chartex" xmlns:cx6="http://schemas.microsoft.com/office/drawing/2016/5/12/chartex" xmlns:cx7="http://schemas.microsoft.com/office/drawing/2016/5/13/chartex" xmlns:cx8="http://schemas.microsoft.com/office/drawing/2016/5/14/chartex" xmlns:mc="http://schemas.openxmlformats.org/markup-compatibility/2006" xmlns:aink="http://schemas.microsoft.com/office/drawing/2016/ink" xmlns:am3d="http://schemas.microsoft.com/office/drawing/2017/model3d" xmlns:o="urn:schemas-microsoft-com:office:office" xmlns:oel="http://schemas.microsoft.com/office/2019/extlst" xmlns:r="http://schemas.openxmlformats.org/officeDocument/2006/relationships" xmlns:m="http://schemas.openxmlformats.org/officeDocument/2006/math" xmlns:v="urn:schemas-microsoft-com:vml" xmlns:wp14="http://schemas.microsoft.com/office/word/2010/wordprocessingDrawing" xmlns:wp="http://schemas.openxmlformats.org/drawingml/2006/wordprocessingDrawing" xmlns:w10="urn:schemas-microsoft-com:office:word" xmlns:w="http://schemas.openxmlformats.org/wordprocessingml/2006/main" xmlns:w14="http://schemas.microsoft.com/office/word/2010/wordml" xmlns:w15="http://schemas.microsoft.com/office/word/2012/wordml" xmlns:w16cex="http://schemas.microsoft.com/office/word/2018/wordml/cex" xmlns:w16cid="http://schemas.microsoft.com/office/word/2016/wordml/cid" xmlns:w16="http://schemas.microsoft.com/office/word/2018/wordml" xmlns:w16du="http://schemas.microsoft.com/office/word/2023/wordml/word16du" xmlns:w16sdtdh="http://schemas.microsoft.com/office/word/2020/wordml/sdtdatahash" xmlns:w16se="http://schemas.microsoft.com/office/word/2015/wordml/symex" xmlns:wpg="http://schemas.microsoft.com/office/word/2010/wordprocessingGroup" xmlns:wpi="http://schemas.microsoft.com/office/word/2010/wordprocessingInk" xmlns:wne="http://schemas.microsoft.com/office/word/2006/wordml" xmlns:wps="http://schemas.microsoft.com/office/word/2010/wordprocessingShape" mc:Ignorable="w14 w15 w16se w16cid w16 w16cex w16sdtdh w16du wp14">
   <w:p>
     <w:pPr>
       <w:pStyle w:val="Footer"/>
@@ -683,7 +736,7 @@
 </file>
 
 <file path=word/footer3.xml><?xml version="1.0" encoding="utf-8"?>
-<w:ftr xmlns:wpc="http://schemas.microsoft.com/office/word/2010/wordprocessingCanvas" xmlns:cx="http://schemas.microsoft.com/office/drawing/2014/chartex" xmlns:cx1="http://schemas.microsoft.com/office/drawing/2015/9/8/chartex" xmlns:cx2="http://schemas.microsoft.com/office/drawing/2015/10/21/chartex" xmlns:cx3="http://schemas.microsoft.com/office/drawing/2016/5/9/chartex" xmlns:cx4="http://schemas.microsoft.com/office/drawing/2016/5/10/chartex" xmlns:cx5="http://schemas.microsoft.com/office/drawing/2016/5/11/chartex" xmlns:cx6="http://schemas.microsoft.com/office/drawing/2016/5/12/chartex" xmlns:cx7="http://schemas.microsoft.com/office/drawing/2016/5/13/chartex" xmlns:cx8="http://schemas.microsoft.com/office/drawing/2016/5/14/chartex" xmlns:mc="http://schemas.openxmlformats.org/markup-compatibility/2006" xmlns:aink="http://schemas.microsoft.com/office/drawing/2016/ink" xmlns:am3d="http://schemas.microsoft.com/office/drawing/2017/model3d" xmlns:o="urn:schemas-microsoft-com:office:office" xmlns:oel="http://schemas.microsoft.com/office/2019/extlst" xmlns:r="http://schemas.openxmlformats.org/officeDocument/2006/relationships" xmlns:m="http://schemas.openxmlformats.org/officeDocument/2006/math" xmlns:v="urn:schemas-microsoft-com:vml" xmlns:wp14="http://schemas.microsoft.com/office/word/2010/wordprocessingDrawing" xmlns:wp="http://schemas.openxmlformats.org/drawingml/2006/wordprocessingDrawing" xmlns:w10="urn:schemas-microsoft-com:office:word" xmlns:w="http://schemas.openxmlformats.org/wordprocessingml/2006/main" xmlns:w14="http://schemas.microsoft.com/office/word/2010/wordml" xmlns:w15="http://schemas.microsoft.com/office/word/2012/wordml" xmlns:w16cex="http://schemas.microsoft.com/office/word/2018/wordml/cex" xmlns:w16cid="http://schemas.microsoft.com/office/word/2016/wordml/cid" xmlns:w16="http://schemas.microsoft.com/office/word/2018/wordml" xmlns:w16sdtdh="http://schemas.microsoft.com/office/word/2020/wordml/sdtdatahash" xmlns:w16se="http://schemas.microsoft.com/office/word/2015/wordml/symex" xmlns:wpg="http://schemas.microsoft.com/office/word/2010/wordprocessingGroup" xmlns:wpi="http://schemas.microsoft.com/office/word/2010/wordprocessingInk" xmlns:wne="http://schemas.microsoft.com/office/word/2006/wordml" xmlns:wps="http://schemas.microsoft.com/office/word/2010/wordprocessingShape" mc:Ignorable="w14 w15 w16se w16cid w16 w16cex w16sdtdh wp14">
+<w:ftr xmlns:wpc="http://schemas.microsoft.com/office/word/2010/wordprocessingCanvas" xmlns:cx="http://schemas.microsoft.com/office/drawing/2014/chartex" xmlns:cx1="http://schemas.microsoft.com/office/drawing/2015/9/8/chartex" xmlns:cx2="http://schemas.microsoft.com/office/drawing/2015/10/21/chartex" xmlns:cx3="http://schemas.microsoft.com/office/drawing/2016/5/9/chartex" xmlns:cx4="http://schemas.microsoft.com/office/drawing/2016/5/10/chartex" xmlns:cx5="http://schemas.microsoft.com/office/drawing/2016/5/11/chartex" xmlns:cx6="http://schemas.microsoft.com/office/drawing/2016/5/12/chartex" xmlns:cx7="http://schemas.microsoft.com/office/drawing/2016/5/13/chartex" xmlns:cx8="http://schemas.microsoft.com/office/drawing/2016/5/14/chartex" xmlns:mc="http://schemas.openxmlformats.org/markup-compatibility/2006" xmlns:aink="http://schemas.microsoft.com/office/drawing/2016/ink" xmlns:am3d="http://schemas.microsoft.com/office/drawing/2017/model3d" xmlns:o="urn:schemas-microsoft-com:office:office" xmlns:oel="http://schemas.microsoft.com/office/2019/extlst" xmlns:r="http://schemas.openxmlformats.org/officeDocument/2006/relationships" xmlns:m="http://schemas.openxmlformats.org/officeDocument/2006/math" xmlns:v="urn:schemas-microsoft-com:vml" xmlns:wp14="http://schemas.microsoft.com/office/word/2010/wordprocessingDrawing" xmlns:wp="http://schemas.openxmlformats.org/drawingml/2006/wordprocessingDrawing" xmlns:w10="urn:schemas-microsoft-com:office:word" xmlns:w="http://schemas.openxmlformats.org/wordprocessingml/2006/main" xmlns:w14="http://schemas.microsoft.com/office/word/2010/wordml" xmlns:w15="http://schemas.microsoft.com/office/word/2012/wordml" xmlns:w16cex="http://schemas.microsoft.com/office/word/2018/wordml/cex" xmlns:w16cid="http://schemas.microsoft.com/office/word/2016/wordml/cid" xmlns:w16="http://schemas.microsoft.com/office/word/2018/wordml" xmlns:w16du="http://schemas.microsoft.com/office/word/2023/wordml/word16du" xmlns:w16sdtdh="http://schemas.microsoft.com/office/word/2020/wordml/sdtdatahash" xmlns:w16se="http://schemas.microsoft.com/office/word/2015/wordml/symex" xmlns:wpg="http://schemas.microsoft.com/office/word/2010/wordprocessingGroup" xmlns:wpi="http://schemas.microsoft.com/office/word/2010/wordprocessingInk" xmlns:wne="http://schemas.microsoft.com/office/word/2006/wordml" xmlns:wps="http://schemas.microsoft.com/office/word/2010/wordprocessingShape" mc:Ignorable="w14 w15 w16se w16cid w16 w16cex w16sdtdh w16du wp14">
   <w:p>
     <w:pPr>
       <w:pStyle w:val="Footer"/>
@@ -693,7 +746,7 @@
 </file>
 
 <file path=word/footnotes.xml><?xml version="1.0" encoding="utf-8"?>
-<w:footnotes xmlns:wpc="http://schemas.microsoft.com/office/word/2010/wordprocessingCanvas" xmlns:cx="http://schemas.microsoft.com/office/drawing/2014/chartex" xmlns:cx1="http://schemas.microsoft.com/office/drawing/2015/9/8/chartex" xmlns:cx2="http://schemas.microsoft.com/office/drawing/2015/10/21/chartex" xmlns:cx3="http://schemas.microsoft.com/office/drawing/2016/5/9/chartex" xmlns:cx4="http://schemas.microsoft.com/office/drawing/2016/5/10/chartex" xmlns:cx5="http://schemas.microsoft.com/office/drawing/2016/5/11/chartex" xmlns:cx6="http://schemas.microsoft.com/office/drawing/2016/5/12/chartex" xmlns:cx7="http://schemas.microsoft.com/office/drawing/2016/5/13/chartex" xmlns:cx8="http://schemas.microsoft.com/office/drawing/2016/5/14/chartex" xmlns:mc="http://schemas.openxmlformats.org/markup-compatibility/2006" xmlns:aink="http://schemas.microsoft.com/office/drawing/2016/ink" xmlns:am3d="http://schemas.microsoft.com/office/drawing/2017/model3d" xmlns:o="urn:schemas-microsoft-com:office:office" xmlns:oel="http://schemas.microsoft.com/office/2019/extlst" xmlns:r="http://schemas.openxmlformats.org/officeDocument/2006/relationships" xmlns:m="http://schemas.openxmlformats.org/officeDocument/2006/math" xmlns:v="urn:schemas-microsoft-com:vml" xmlns:wp14="http://schemas.microsoft.com/office/word/2010/wordprocessingDrawing" xmlns:wp="http://schemas.openxmlformats.org/drawingml/2006/wordprocessingDrawing" xmlns:w10="urn:schemas-microsoft-com:office:word" xmlns:w="http://schemas.openxmlformats.org/wordprocessingml/2006/main" xmlns:w14="http://schemas.microsoft.com/office/word/2010/wordml" xmlns:w15="http://schemas.microsoft.com/office/word/2012/wordml" xmlns:w16cex="http://schemas.microsoft.com/office/word/2018/wordml/cex" xmlns:w16cid="http://schemas.microsoft.com/office/word/2016/wordml/cid" xmlns:w16="http://schemas.microsoft.com/office/word/2018/wordml" xmlns:w16sdtdh="http://schemas.microsoft.com/office/word/2020/wordml/sdtdatahash" xmlns:w16se="http://schemas.microsoft.com/office/word/2015/wordml/symex" xmlns:wpg="http://schemas.microsoft.com/office/word/2010/wordprocessingGroup" xmlns:wpi="http://schemas.microsoft.com/office/word/2010/wordprocessingInk" xmlns:wne="http://schemas.microsoft.com/office/word/2006/wordml" xmlns:wps="http://schemas.microsoft.com/office/word/2010/wordprocessingShape" mc:Ignorable="w14 w15 w16se w16cid w16 w16cex w16sdtdh wp14">
+<w:footnotes xmlns:wpc="http://schemas.microsoft.com/office/word/2010/wordprocessingCanvas" xmlns:cx="http://schemas.microsoft.com/office/drawing/2014/chartex" xmlns:cx1="http://schemas.microsoft.com/office/drawing/2015/9/8/chartex" xmlns:cx2="http://schemas.microsoft.com/office/drawing/2015/10/21/chartex" xmlns:cx3="http://schemas.microsoft.com/office/drawing/2016/5/9/chartex" xmlns:cx4="http://schemas.microsoft.com/office/drawing/2016/5/10/chartex" xmlns:cx5="http://schemas.microsoft.com/office/drawing/2016/5/11/chartex" xmlns:cx6="http://schemas.microsoft.com/office/drawing/2016/5/12/chartex" xmlns:cx7="http://schemas.microsoft.com/office/drawing/2016/5/13/chartex" xmlns:cx8="http://schemas.microsoft.com/office/drawing/2016/5/14/chartex" xmlns:mc="http://schemas.openxmlformats.org/markup-compatibility/2006" xmlns:aink="http://schemas.microsoft.com/office/drawing/2016/ink" xmlns:am3d="http://schemas.microsoft.com/office/drawing/2017/model3d" xmlns:o="urn:schemas-microsoft-com:office:office" xmlns:oel="http://schemas.microsoft.com/office/2019/extlst" xmlns:r="http://schemas.openxmlformats.org/officeDocument/2006/relationships" xmlns:m="http://schemas.openxmlformats.org/officeDocument/2006/math" xmlns:v="urn:schemas-microsoft-com:vml" xmlns:wp14="http://schemas.microsoft.com/office/word/2010/wordprocessingDrawing" xmlns:wp="http://schemas.openxmlformats.org/drawingml/2006/wordprocessingDrawing" xmlns:w10="urn:schemas-microsoft-com:office:word" xmlns:w="http://schemas.openxmlformats.org/wordprocessingml/2006/main" xmlns:w14="http://schemas.microsoft.com/office/word/2010/wordml" xmlns:w15="http://schemas.microsoft.com/office/word/2012/wordml" xmlns:w16cex="http://schemas.microsoft.com/office/word/2018/wordml/cex" xmlns:w16cid="http://schemas.microsoft.com/office/word/2016/wordml/cid" xmlns:w16="http://schemas.microsoft.com/office/word/2018/wordml" xmlns:w16du="http://schemas.microsoft.com/office/word/2023/wordml/word16du" xmlns:w16sdtdh="http://schemas.microsoft.com/office/word/2020/wordml/sdtdatahash" xmlns:w16se="http://schemas.microsoft.com/office/word/2015/wordml/symex" xmlns:wpg="http://schemas.microsoft.com/office/word/2010/wordprocessingGroup" xmlns:wpi="http://schemas.microsoft.com/office/word/2010/wordprocessingInk" xmlns:wne="http://schemas.microsoft.com/office/word/2006/wordml" xmlns:wps="http://schemas.microsoft.com/office/word/2010/wordprocessingShape" mc:Ignorable="w14 w15 w16se w16cid w16 w16cex w16sdtdh w16du wp14">
   <w:footnote w:type="separator" w:id="-1">
     <w:p>
       <w:pPr>
@@ -718,7 +771,7 @@
 </file>
 
 <file path=word/header1.xml><?xml version="1.0" encoding="utf-8"?>
-<w:hdr xmlns:wpc="http://schemas.microsoft.com/office/word/2010/wordprocessingCanvas" xmlns:cx="http://schemas.microsoft.com/office/drawing/2014/chartex" xmlns:cx1="http://schemas.microsoft.com/office/drawing/2015/9/8/chartex" xmlns:cx2="http://schemas.microsoft.com/office/drawing/2015/10/21/chartex" xmlns:cx3="http://schemas.microsoft.com/office/drawing/2016/5/9/chartex" xmlns:cx4="http://schemas.microsoft.com/office/drawing/2016/5/10/chartex" xmlns:cx5="http://schemas.microsoft.com/office/drawing/2016/5/11/chartex" xmlns:cx6="http://schemas.microsoft.com/office/drawing/2016/5/12/chartex" xmlns:cx7="http://schemas.microsoft.com/office/drawing/2016/5/13/chartex" xmlns:cx8="http://schemas.microsoft.com/office/drawing/2016/5/14/chartex" xmlns:mc="http://schemas.openxmlformats.org/markup-compatibility/2006" xmlns:aink="http://schemas.microsoft.com/office/drawing/2016/ink" xmlns:am3d="http://schemas.microsoft.com/office/drawing/2017/model3d" xmlns:o="urn:schemas-microsoft-com:office:office" xmlns:oel="http://schemas.microsoft.com/office/2019/extlst" xmlns:r="http://schemas.openxmlformats.org/officeDocument/2006/relationships" xmlns:m="http://schemas.openxmlformats.org/officeDocument/2006/math" xmlns:v="urn:schemas-microsoft-com:vml" xmlns:wp14="http://schemas.microsoft.com/office/word/2010/wordprocessingDrawing" xmlns:wp="http://schemas.openxmlformats.org/drawingml/2006/wordprocessingDrawing" xmlns:w10="urn:schemas-microsoft-com:office:word" xmlns:w="http://schemas.openxmlformats.org/wordprocessingml/2006/main" xmlns:w14="http://schemas.microsoft.com/office/word/2010/wordml" xmlns:w15="http://schemas.microsoft.com/office/word/2012/wordml" xmlns:w16cex="http://schemas.microsoft.com/office/word/2018/wordml/cex" xmlns:w16cid="http://schemas.microsoft.com/office/word/2016/wordml/cid" xmlns:w16="http://schemas.microsoft.com/office/word/2018/wordml" xmlns:w16sdtdh="http://schemas.microsoft.com/office/word/2020/wordml/sdtdatahash" xmlns:w16se="http://schemas.microsoft.com/office/word/2015/wordml/symex" xmlns:wpg="http://schemas.microsoft.com/office/word/2010/wordprocessingGroup" xmlns:wpi="http://schemas.microsoft.com/office/word/2010/wordprocessingInk" xmlns:wne="http://schemas.microsoft.com/office/word/2006/wordml" xmlns:wps="http://schemas.microsoft.com/office/word/2010/wordprocessingShape" mc:Ignorable="w14 w15 w16se w16cid w16 w16cex w16sdtdh wp14">
+<w:hdr xmlns:wpc="http://schemas.microsoft.com/office/word/2010/wordprocessingCanvas" xmlns:cx="http://schemas.microsoft.com/office/drawing/2014/chartex" xmlns:cx1="http://schemas.microsoft.com/office/drawing/2015/9/8/chartex" xmlns:cx2="http://schemas.microsoft.com/office/drawing/2015/10/21/chartex" xmlns:cx3="http://schemas.microsoft.com/office/drawing/2016/5/9/chartex" xmlns:cx4="http://schemas.microsoft.com/office/drawing/2016/5/10/chartex" xmlns:cx5="http://schemas.microsoft.com/office/drawing/2016/5/11/chartex" xmlns:cx6="http://schemas.microsoft.com/office/drawing/2016/5/12/chartex" xmlns:cx7="http://schemas.microsoft.com/office/drawing/2016/5/13/chartex" xmlns:cx8="http://schemas.microsoft.com/office/drawing/2016/5/14/chartex" xmlns:mc="http://schemas.openxmlformats.org/markup-compatibility/2006" xmlns:aink="http://schemas.microsoft.com/office/drawing/2016/ink" xmlns:am3d="http://schemas.microsoft.com/office/drawing/2017/model3d" xmlns:o="urn:schemas-microsoft-com:office:office" xmlns:oel="http://schemas.microsoft.com/office/2019/extlst" xmlns:r="http://schemas.openxmlformats.org/officeDocument/2006/relationships" xmlns:m="http://schemas.openxmlformats.org/officeDocument/2006/math" xmlns:v="urn:schemas-microsoft-com:vml" xmlns:wp14="http://schemas.microsoft.com/office/word/2010/wordprocessingDrawing" xmlns:wp="http://schemas.openxmlformats.org/drawingml/2006/wordprocessingDrawing" xmlns:w10="urn:schemas-microsoft-com:office:word" xmlns:w="http://schemas.openxmlformats.org/wordprocessingml/2006/main" xmlns:w14="http://schemas.microsoft.com/office/word/2010/wordml" xmlns:w15="http://schemas.microsoft.com/office/word/2012/wordml" xmlns:w16cex="http://schemas.microsoft.com/office/word/2018/wordml/cex" xmlns:w16cid="http://schemas.microsoft.com/office/word/2016/wordml/cid" xmlns:w16="http://schemas.microsoft.com/office/word/2018/wordml" xmlns:w16du="http://schemas.microsoft.com/office/word/2023/wordml/word16du" xmlns:w16sdtdh="http://schemas.microsoft.com/office/word/2020/wordml/sdtdatahash" xmlns:w16se="http://schemas.microsoft.com/office/word/2015/wordml/symex" xmlns:wpg="http://schemas.microsoft.com/office/word/2010/wordprocessingGroup" xmlns:wpi="http://schemas.microsoft.com/office/word/2010/wordprocessingInk" xmlns:wne="http://schemas.microsoft.com/office/word/2006/wordml" xmlns:wps="http://schemas.microsoft.com/office/word/2010/wordprocessingShape" mc:Ignorable="w14 w15 w16se w16cid w16 w16cex w16sdtdh w16du wp14">
   <w:p>
     <w:pPr>
       <w:pStyle w:val="Header"/>
@@ -728,7 +781,7 @@
 </file>
 
 <file path=word/header2.xml><?xml version="1.0" encoding="utf-8"?>
-<w:hdr xmlns:wpc="http://schemas.microsoft.com/office/word/2010/wordprocessingCanvas" xmlns:cx="http://schemas.microsoft.com/office/drawing/2014/chartex" xmlns:cx1="http://schemas.microsoft.com/office/drawing/2015/9/8/chartex" xmlns:cx2="http://schemas.microsoft.com/office/drawing/2015/10/21/chartex" xmlns:cx3="http://schemas.microsoft.com/office/drawing/2016/5/9/chartex" xmlns:cx4="http://schemas.microsoft.com/office/drawing/2016/5/10/chartex" xmlns:cx5="http://schemas.microsoft.com/office/drawing/2016/5/11/chartex" xmlns:cx6="http://schemas.microsoft.com/office/drawing/2016/5/12/chartex" xmlns:cx7="http://schemas.microsoft.com/office/drawing/2016/5/13/chartex" xmlns:cx8="http://schemas.microsoft.com/office/drawing/2016/5/14/chartex" xmlns:mc="http://schemas.openxmlformats.org/markup-compatibility/2006" xmlns:aink="http://schemas.microsoft.com/office/drawing/2016/ink" xmlns:am3d="http://schemas.microsoft.com/office/drawing/2017/model3d" xmlns:o="urn:schemas-microsoft-com:office:office" xmlns:oel="http://schemas.microsoft.com/office/2019/extlst" xmlns:r="http://schemas.openxmlformats.org/officeDocument/2006/relationships" xmlns:m="http://schemas.openxmlformats.org/officeDocument/2006/math" xmlns:v="urn:schemas-microsoft-com:vml" xmlns:wp14="http://schemas.microsoft.com/office/word/2010/wordprocessingDrawing" xmlns:wp="http://schemas.openxmlformats.org/drawingml/2006/wordprocessingDrawing" xmlns:w10="urn:schemas-microsoft-com:office:word" xmlns:w="http://schemas.openxmlformats.org/wordprocessingml/2006/main" xmlns:w14="http://schemas.microsoft.com/office/word/2010/wordml" xmlns:w15="http://schemas.microsoft.com/office/word/2012/wordml" xmlns:w16cex="http://schemas.microsoft.com/office/word/2018/wordml/cex" xmlns:w16cid="http://schemas.microsoft.com/office/word/2016/wordml/cid" xmlns:w16="http://schemas.microsoft.com/office/word/2018/wordml" xmlns:w16sdtdh="http://schemas.microsoft.com/office/word/2020/wordml/sdtdatahash" xmlns:w16se="http://schemas.microsoft.com/office/word/2015/wordml/symex" xmlns:wpg="http://schemas.microsoft.com/office/word/2010/wordprocessingGroup" xmlns:wpi="http://schemas.microsoft.com/office/word/2010/wordprocessingInk" xmlns:wne="http://schemas.microsoft.com/office/word/2006/wordml" xmlns:wps="http://schemas.microsoft.com/office/word/2010/wordprocessingShape" mc:Ignorable="w14 w15 w16se w16cid w16 w16cex w16sdtdh wp14">
+<w:hdr xmlns:wpc="http://schemas.microsoft.com/office/word/2010/wordprocessingCanvas" xmlns:cx="http://schemas.microsoft.com/office/drawing/2014/chartex" xmlns:cx1="http://schemas.microsoft.com/office/drawing/2015/9/8/chartex" xmlns:cx2="http://schemas.microsoft.com/office/drawing/2015/10/21/chartex" xmlns:cx3="http://schemas.microsoft.com/office/drawing/2016/5/9/chartex" xmlns:cx4="http://schemas.microsoft.com/office/drawing/2016/5/10/chartex" xmlns:cx5="http://schemas.microsoft.com/office/drawing/2016/5/11/chartex" xmlns:cx6="http://schemas.microsoft.com/office/drawing/2016/5/12/chartex" xmlns:cx7="http://schemas.microsoft.com/office/drawing/2016/5/13/chartex" xmlns:cx8="http://schemas.microsoft.com/office/drawing/2016/5/14/chartex" xmlns:mc="http://schemas.openxmlformats.org/markup-compatibility/2006" xmlns:aink="http://schemas.microsoft.com/office/drawing/2016/ink" xmlns:am3d="http://schemas.microsoft.com/office/drawing/2017/model3d" xmlns:o="urn:schemas-microsoft-com:office:office" xmlns:oel="http://schemas.microsoft.com/office/2019/extlst" xmlns:r="http://schemas.openxmlformats.org/officeDocument/2006/relationships" xmlns:m="http://schemas.openxmlformats.org/officeDocument/2006/math" xmlns:v="urn:schemas-microsoft-com:vml" xmlns:wp14="http://schemas.microsoft.com/office/word/2010/wordprocessingDrawing" xmlns:wp="http://schemas.openxmlformats.org/drawingml/2006/wordprocessingDrawing" xmlns:w10="urn:schemas-microsoft-com:office:word" xmlns:w="http://schemas.openxmlformats.org/wordprocessingml/2006/main" xmlns:w14="http://schemas.microsoft.com/office/word/2010/wordml" xmlns:w15="http://schemas.microsoft.com/office/word/2012/wordml" xmlns:w16cex="http://schemas.microsoft.com/office/word/2018/wordml/cex" xmlns:w16cid="http://schemas.microsoft.com/office/word/2016/wordml/cid" xmlns:w16="http://schemas.microsoft.com/office/word/2018/wordml" xmlns:w16du="http://schemas.microsoft.com/office/word/2023/wordml/word16du" xmlns:w16sdtdh="http://schemas.microsoft.com/office/word/2020/wordml/sdtdatahash" xmlns:w16se="http://schemas.microsoft.com/office/word/2015/wordml/symex" xmlns:wpg="http://schemas.microsoft.com/office/word/2010/wordprocessingGroup" xmlns:wpi="http://schemas.microsoft.com/office/word/2010/wordprocessingInk" xmlns:wne="http://schemas.microsoft.com/office/word/2006/wordml" xmlns:wps="http://schemas.microsoft.com/office/word/2010/wordprocessingShape" mc:Ignorable="w14 w15 w16se w16cid w16 w16cex w16sdtdh w16du wp14">
   <w:p>
     <w:pPr>
       <w:pStyle w:val="Header"/>
@@ -738,7 +791,7 @@
 </file>
 
 <file path=word/header3.xml><?xml version="1.0" encoding="utf-8"?>
-<w:hdr xmlns:wpc="http://schemas.microsoft.com/office/word/2010/wordprocessingCanvas" xmlns:cx="http://schemas.microsoft.com/office/drawing/2014/chartex" xmlns:cx1="http://schemas.microsoft.com/office/drawing/2015/9/8/chartex" xmlns:cx2="http://schemas.microsoft.com/office/drawing/2015/10/21/chartex" xmlns:cx3="http://schemas.microsoft.com/office/drawing/2016/5/9/chartex" xmlns:cx4="http://schemas.microsoft.com/office/drawing/2016/5/10/chartex" xmlns:cx5="http://schemas.microsoft.com/office/drawing/2016/5/11/chartex" xmlns:cx6="http://schemas.microsoft.com/office/drawing/2016/5/12/chartex" xmlns:cx7="http://schemas.microsoft.com/office/drawing/2016/5/13/chartex" xmlns:cx8="http://schemas.microsoft.com/office/drawing/2016/5/14/chartex" xmlns:mc="http://schemas.openxmlformats.org/markup-compatibility/2006" xmlns:aink="http://schemas.microsoft.com/office/drawing/2016/ink" xmlns:am3d="http://schemas.microsoft.com/office/drawing/2017/model3d" xmlns:o="urn:schemas-microsoft-com:office:office" xmlns:oel="http://schemas.microsoft.com/office/2019/extlst" xmlns:r="http://schemas.openxmlformats.org/officeDocument/2006/relationships" xmlns:m="http://schemas.openxmlformats.org/officeDocument/2006/math" xmlns:v="urn:schemas-microsoft-com:vml" xmlns:wp14="http://schemas.microsoft.com/office/word/2010/wordprocessingDrawing" xmlns:wp="http://schemas.openxmlformats.org/drawingml/2006/wordprocessingDrawing" xmlns:w10="urn:schemas-microsoft-com:office:word" xmlns:w="http://schemas.openxmlformats.org/wordprocessingml/2006/main" xmlns:w14="http://schemas.microsoft.com/office/word/2010/wordml" xmlns:w15="http://schemas.microsoft.com/office/word/2012/wordml" xmlns:w16cex="http://schemas.microsoft.com/office/word/2018/wordml/cex" xmlns:w16cid="http://schemas.microsoft.com/office/word/2016/wordml/cid" xmlns:w16="http://schemas.microsoft.com/office/word/2018/wordml" xmlns:w16sdtdh="http://schemas.microsoft.com/office/word/2020/wordml/sdtdatahash" xmlns:w16se="http://schemas.microsoft.com/office/word/2015/wordml/symex" xmlns:wpg="http://schemas.microsoft.com/office/word/2010/wordprocessingGroup" xmlns:wpi="http://schemas.microsoft.com/office/word/2010/wordprocessingInk" xmlns:wne="http://schemas.microsoft.com/office/word/2006/wordml" xmlns:wps="http://schemas.microsoft.com/office/word/2010/wordprocessingShape" mc:Ignorable="w14 w15 w16se w16cid w16 w16cex w16sdtdh wp14">
+<w:hdr xmlns:wpc="http://schemas.microsoft.com/office/word/2010/wordprocessingCanvas" xmlns:cx="http://schemas.microsoft.com/office/drawing/2014/chartex" xmlns:cx1="http://schemas.microsoft.com/office/drawing/2015/9/8/chartex" xmlns:cx2="http://schemas.microsoft.com/office/drawing/2015/10/21/chartex" xmlns:cx3="http://schemas.microsoft.com/office/drawing/2016/5/9/chartex" xmlns:cx4="http://schemas.microsoft.com/office/drawing/2016/5/10/chartex" xmlns:cx5="http://schemas.microsoft.com/office/drawing/2016/5/11/chartex" xmlns:cx6="http://schemas.microsoft.com/office/drawing/2016/5/12/chartex" xmlns:cx7="http://schemas.microsoft.com/office/drawing/2016/5/13/chartex" xmlns:cx8="http://schemas.microsoft.com/office/drawing/2016/5/14/chartex" xmlns:mc="http://schemas.openxmlformats.org/markup-compatibility/2006" xmlns:aink="http://schemas.microsoft.com/office/drawing/2016/ink" xmlns:am3d="http://schemas.microsoft.com/office/drawing/2017/model3d" xmlns:o="urn:schemas-microsoft-com:office:office" xmlns:oel="http://schemas.microsoft.com/office/2019/extlst" xmlns:r="http://schemas.openxmlformats.org/officeDocument/2006/relationships" xmlns:m="http://schemas.openxmlformats.org/officeDocument/2006/math" xmlns:v="urn:schemas-microsoft-com:vml" xmlns:wp14="http://schemas.microsoft.com/office/word/2010/wordprocessingDrawing" xmlns:wp="http://schemas.openxmlformats.org/drawingml/2006/wordprocessingDrawing" xmlns:w10="urn:schemas-microsoft-com:office:word" xmlns:w="http://schemas.openxmlformats.org/wordprocessingml/2006/main" xmlns:w14="http://schemas.microsoft.com/office/word/2010/wordml" xmlns:w15="http://schemas.microsoft.com/office/word/2012/wordml" xmlns:w16cex="http://schemas.microsoft.com/office/word/2018/wordml/cex" xmlns:w16cid="http://schemas.microsoft.com/office/word/2016/wordml/cid" xmlns:w16="http://schemas.microsoft.com/office/word/2018/wordml" xmlns:w16du="http://schemas.microsoft.com/office/word/2023/wordml/word16du" xmlns:w16sdtdh="http://schemas.microsoft.com/office/word/2020/wordml/sdtdatahash" xmlns:w16se="http://schemas.microsoft.com/office/word/2015/wordml/symex" xmlns:wpg="http://schemas.microsoft.com/office/word/2010/wordprocessingGroup" xmlns:wpi="http://schemas.microsoft.com/office/word/2010/wordprocessingInk" xmlns:wne="http://schemas.microsoft.com/office/word/2006/wordml" xmlns:wps="http://schemas.microsoft.com/office/word/2010/wordprocessingShape" mc:Ignorable="w14 w15 w16se w16cid w16 w16cex w16sdtdh w16du wp14">
   <w:p>
     <w:pPr>
       <w:pStyle w:val="Header"/>
@@ -748,7 +801,7 @@
 </file>
 
 <file path=word/styles.xml><?xml version="1.0" encoding="utf-8"?>
-<w:styles xmlns:mc="http://schemas.openxmlformats.org/markup-compatibility/2006" xmlns:r="http://schemas.openxmlformats.org/officeDocument/2006/relationships" xmlns:w="http://schemas.openxmlformats.org/wordprocessingml/2006/main" xmlns:w14="http://schemas.microsoft.com/office/word/2010/wordml" xmlns:w15="http://schemas.microsoft.com/office/word/2012/wordml" xmlns:w16cex="http://schemas.microsoft.com/office/word/2018/wordml/cex" xmlns:w16cid="http://schemas.microsoft.com/office/word/2016/wordml/cid" xmlns:w16="http://schemas.microsoft.com/office/word/2018/wordml" xmlns:w16sdtdh="http://schemas.microsoft.com/office/word/2020/wordml/sdtdatahash" xmlns:w16se="http://schemas.microsoft.com/office/word/2015/wordml/symex" mc:Ignorable="w14 w15 w16se w16cid w16 w16cex w16sdtdh">
+<w:styles xmlns:mc="http://schemas.openxmlformats.org/markup-compatibility/2006" xmlns:r="http://schemas.openxmlformats.org/officeDocument/2006/relationships" xmlns:w="http://schemas.openxmlformats.org/wordprocessingml/2006/main" xmlns:w14="http://schemas.microsoft.com/office/word/2010/wordml" xmlns:w15="http://schemas.microsoft.com/office/word/2012/wordml" xmlns:w16cex="http://schemas.microsoft.com/office/word/2018/wordml/cex" xmlns:w16cid="http://schemas.microsoft.com/office/word/2016/wordml/cid" xmlns:w16="http://schemas.microsoft.com/office/word/2018/wordml" xmlns:w16du="http://schemas.microsoft.com/office/word/2023/wordml/word16du" xmlns:w16sdtdh="http://schemas.microsoft.com/office/word/2020/wordml/sdtdatahash" xmlns:w16se="http://schemas.microsoft.com/office/word/2015/wordml/symex" mc:Ignorable="w14 w15 w16se w16cid w16 w16cex w16sdtdh w16du">
   <w:docDefaults>
     <w:rPrDefault>
       <w:rPr>
@@ -1366,6 +1419,29 @@
     <w:uiPriority w:val="99"/>
     <w:rsid w:val="00F65247"/>
   </w:style>
+  <w:style w:type="character" w:styleId="Hyperlink">
+    <w:name w:val="Hyperlink"/>
+    <w:basedOn w:val="DefaultParagraphFont"/>
+    <w:uiPriority w:val="99"/>
+    <w:unhideWhenUsed/>
+    <w:rsid w:val="00BD6F21"/>
+    <w:rPr>
+      <w:color w:val="0000FF" w:themeColor="hyperlink"/>
+      <w:u w:val="single"/>
+    </w:rPr>
+  </w:style>
+  <w:style w:type="character" w:styleId="UnresolvedMention">
+    <w:name w:val="Unresolved Mention"/>
+    <w:basedOn w:val="DefaultParagraphFont"/>
+    <w:uiPriority w:val="99"/>
+    <w:semiHidden/>
+    <w:unhideWhenUsed/>
+    <w:rsid w:val="00BD6F21"/>
+    <w:rPr>
+      <w:color w:val="605E5C"/>
+      <w:shd w:val="clear" w:color="auto" w:fill="E1DFDD"/>
+    </w:rPr>
+  </w:style>
 </w:styles>
 </file>
 
